--- a/文档/SITP/创新训练项目申报书-yhy.docx
+++ b/文档/SITP/创新训练项目申报书-yhy.docx
@@ -8,7 +8,7 @@
         <w:keepNext/>
         <w:spacing w:line="600" w:lineRule="atLeast"/>
         <w:rPr>
-          <w:rFonts w:ascii="黑体" w:eastAsia="黑体" w:hAnsi="黑体"/>
+          <w:rFonts w:ascii="黑体" w:eastAsia="黑体" w:hAnsi="黑体" w:hint="eastAsia"/>
           <w:b w:val="0"/>
           <w:bCs w:val="0"/>
           <w:sz w:val="28"/>
@@ -121,6 +121,9 @@
             <w:pPr>
               <w:pStyle w:val="4"/>
               <w:spacing w:before="120" w:beforeAutospacing="0" w:after="120" w:afterAutospacing="0" w:line="400" w:lineRule="atLeast"/>
+              <w:rPr>
+                <w:rFonts w:hint="eastAsia"/>
+              </w:rPr>
             </w:pPr>
             <w:r>
               <w:rPr>
@@ -137,6 +140,9 @@
                 <w:numId w:val="2"/>
               </w:numPr>
               <w:spacing w:before="120" w:beforeAutospacing="0" w:after="120" w:afterAutospacing="0" w:line="400" w:lineRule="atLeast"/>
+              <w:rPr>
+                <w:rFonts w:hint="eastAsia"/>
+              </w:rPr>
             </w:pPr>
             <w:r>
               <w:rPr>
@@ -151,6 +157,7 @@
               <w:spacing w:before="120" w:beforeAutospacing="0" w:after="120" w:afterAutospacing="0" w:line="400" w:lineRule="atLeast"/>
               <w:ind w:firstLineChars="200" w:firstLine="480"/>
               <w:rPr>
+                <w:rFonts w:hint="eastAsia"/>
                 <w:b w:val="0"/>
                 <w:bCs w:val="0"/>
               </w:rPr>
@@ -194,7 +201,7 @@
                 <w:b w:val="0"/>
                 <w:bCs w:val="0"/>
               </w:rPr>
-              <w:pict w14:anchorId="48B131C7">
+              <w:pict w14:anchorId="4000B3F8">
                 <v:shapetype id="_x0000_t75" coordsize="21600,21600" o:spt="75" o:preferrelative="t" path="m@4@5l@4@11@9@11@9@5xe" filled="f" stroked="f">
                   <v:stroke joinstyle="miter"/>
                   <v:formulas>
@@ -214,7 +221,7 @@
                   <v:path o:extrusionok="f" gradientshapeok="t" o:connecttype="rect"/>
                   <o:lock v:ext="edit" aspectratio="t"/>
                 </v:shapetype>
-                <v:shape id="_x0000_i1025" type="#_x0000_t75" style="width:468pt;height:279.35pt">
+                <v:shape id="_x0000_i1039" type="#_x0000_t75" style="width:468pt;height:279.6pt">
                   <v:imagedata r:id="rId7" o:title="技术路线"/>
                 </v:shape>
               </w:pict>
@@ -225,7 +232,6 @@
               <w:pStyle w:val="ab"/>
               <w:jc w:val="center"/>
               <w:rPr>
-                <w:rFonts w:hint="eastAsia"/>
                 <w:b/>
                 <w:bCs/>
               </w:rPr>
@@ -305,6 +311,9 @@
                 <w:numId w:val="2"/>
               </w:numPr>
               <w:spacing w:before="120" w:beforeAutospacing="0" w:after="120" w:afterAutospacing="0" w:line="400" w:lineRule="atLeast"/>
+              <w:rPr>
+                <w:rFonts w:hint="eastAsia"/>
+              </w:rPr>
             </w:pPr>
             <w:r>
               <w:rPr>
@@ -319,18 +328,26 @@
               <w:spacing w:before="120" w:beforeAutospacing="0" w:after="120" w:afterAutospacing="0" w:line="400" w:lineRule="atLeast"/>
               <w:ind w:firstLineChars="200" w:firstLine="480"/>
               <w:rPr>
-                <w:rFonts w:hint="eastAsia"/>
-                <w:b w:val="0"/>
-                <w:bCs w:val="0"/>
-              </w:rPr>
-            </w:pPr>
-            <w:r>
-              <w:rPr>
-                <w:rFonts w:hint="eastAsia"/>
-                <w:b w:val="0"/>
-                <w:bCs w:val="0"/>
-              </w:rPr>
-              <w:t>采用文献分析法，全面总结国内外基于大模型的城市交通满意度评估研究现状，聚焦自然语言处理（NLP）、情感分析技术及城市交通评价指标体系的相关研究。</w:t>
+                <w:b w:val="0"/>
+                <w:bCs w:val="0"/>
+              </w:rPr>
+            </w:pPr>
+            <w:r>
+              <w:rPr>
+                <w:rFonts w:hint="eastAsia"/>
+                <w:b w:val="0"/>
+                <w:bCs w:val="0"/>
+              </w:rPr>
+              <w:t>团队在项目前期采用文献分析法，广泛搜集国内外相关文献，深入研究基于大模型的城市交通满意度评估现状，重点聚焦领域大模型的技术应用、自然语言处理（NLP）方法、情感分析技术以及城市交通评价指标体系的构建。传统交通评价方法在评价维度上存在明显局限性，主要集中于基础设施（如道路密度、交通速度）等物理指标，对用户体验</w:t>
+            </w:r>
+            <w:r>
+              <w:rPr>
+                <w:rFonts w:hint="eastAsia"/>
+                <w:b w:val="0"/>
+                <w:bCs w:val="0"/>
+              </w:rPr>
+              <w:lastRenderedPageBreak/>
+              <w:t>和情感反馈的关注严重不足。同时，现有的指标体系在主观感受的量化方面表现较弱，难以全面反映交通服务的综合质量，尤其是在情绪反馈和服务态度等维度上的科学性和代表性不足。</w:t>
             </w:r>
           </w:p>
           <w:p>
@@ -350,16 +367,63 @@
                 <w:b w:val="0"/>
                 <w:bCs w:val="0"/>
               </w:rPr>
-              <w:t>在深入分析传统评价方法（如基础设施评价、物理指标测量）的基础上，结合多源数</w:t>
-            </w:r>
-            <w:r>
-              <w:rPr>
-                <w:rFonts w:hint="eastAsia"/>
-                <w:b w:val="0"/>
-                <w:bCs w:val="0"/>
-              </w:rPr>
-              <w:lastRenderedPageBreak/>
-              <w:t>据与用户体验，提出一套创新性的城市交通满意度评价指标体系。该体系不仅涵盖传统维度（如便捷性、安全性），还重点引入用户情绪反馈和服务态度等主观感受指标，以全面反映用户对交通服务的满意度。</w:t>
+              <w:t>针对上述问题，</w:t>
+            </w:r>
+            <w:r>
+              <w:rPr>
+                <w:rFonts w:hint="eastAsia"/>
+                <w:b w:val="0"/>
+                <w:bCs w:val="0"/>
+              </w:rPr>
+              <w:t>本</w:t>
+            </w:r>
+            <w:r>
+              <w:rPr>
+                <w:rFonts w:hint="eastAsia"/>
+                <w:b w:val="0"/>
+                <w:bCs w:val="0"/>
+              </w:rPr>
+              <w:t>课题将</w:t>
+            </w:r>
+            <w:r>
+              <w:rPr>
+                <w:rFonts w:hint="eastAsia"/>
+                <w:b w:val="0"/>
+                <w:bCs w:val="0"/>
+              </w:rPr>
+              <w:t>在深入分析传统评价方法的基础上，结合多源数据和用户体验，提出一套创新性的交通满意度评价指标体系。该体系既保留了便捷性、安全性等传统评价维度，又</w:t>
+            </w:r>
+            <w:r>
+              <w:rPr>
+                <w:rFonts w:hint="eastAsia"/>
+                <w:b w:val="0"/>
+                <w:bCs w:val="0"/>
+              </w:rPr>
+              <w:t>通过大数据技术</w:t>
+            </w:r>
+            <w:r>
+              <w:rPr>
+                <w:rFonts w:hint="eastAsia"/>
+                <w:b w:val="0"/>
+                <w:bCs w:val="0"/>
+              </w:rPr>
+              <w:t>引入了用户情绪反馈、服务态度等主观感受指标，</w:t>
+            </w:r>
+            <w:r>
+              <w:rPr>
+                <w:rFonts w:hint="eastAsia"/>
+                <w:b w:val="0"/>
+                <w:bCs w:val="0"/>
+              </w:rPr>
+              <w:t>以求实现</w:t>
+            </w:r>
+            <w:r>
+              <w:rPr>
+                <w:rFonts w:hint="eastAsia"/>
+                <w:b w:val="0"/>
+                <w:bCs w:val="0"/>
+              </w:rPr>
+              <w:t>对交通服务质量的全面刻画。</w:t>
             </w:r>
           </w:p>
           <w:p>
@@ -370,6 +434,9 @@
                 <w:numId w:val="2"/>
               </w:numPr>
               <w:spacing w:before="120" w:beforeAutospacing="0" w:after="120" w:afterAutospacing="0" w:line="400" w:lineRule="atLeast"/>
+              <w:rPr>
+                <w:rFonts w:hint="eastAsia"/>
+              </w:rPr>
             </w:pPr>
             <w:r>
               <w:rPr>
@@ -395,23 +462,51 @@
                 <w:b w:val="0"/>
                 <w:bCs w:val="0"/>
               </w:rPr>
-              <w:t>通过网络爬虫技术，从主流社交媒体平台（如微博、知乎、贴吧）获取大规模非结构化文本数据，捕捉真实用户对交通服务的评价和反馈，弥补传统方法在数据量和数据维度上的不足。</w:t>
-            </w:r>
-            <w:r>
-              <w:rPr>
-                <w:rFonts w:hint="eastAsia"/>
-                <w:b w:val="0"/>
-                <w:bCs w:val="0"/>
-              </w:rPr>
-              <w:t>同时</w:t>
-            </w:r>
-            <w:r>
-              <w:rPr>
-                <w:rFonts w:hint="eastAsia"/>
-                <w:b w:val="0"/>
-                <w:bCs w:val="0"/>
-              </w:rPr>
-              <w:t>使用NLP技术对数据进行清洗、去重和分词处理，有效去除噪声数据，分类标注用户情感类别，确保数据的准确性和多样性，为后续情感分析提供高质量输入。</w:t>
+              <w:t>在数据收集环节，为了获取多源数据，</w:t>
+            </w:r>
+            <w:r>
+              <w:rPr>
+                <w:rFonts w:hint="eastAsia"/>
+                <w:b w:val="0"/>
+                <w:bCs w:val="0"/>
+              </w:rPr>
+              <w:t>本</w:t>
+            </w:r>
+            <w:r>
+              <w:rPr>
+                <w:rFonts w:hint="eastAsia"/>
+                <w:b w:val="0"/>
+                <w:bCs w:val="0"/>
+              </w:rPr>
+              <w:t>课题将利用</w:t>
+            </w:r>
+            <w:r>
+              <w:rPr>
+                <w:rFonts w:hint="eastAsia"/>
+                <w:b w:val="0"/>
+                <w:bCs w:val="0"/>
+              </w:rPr>
+              <w:t xml:space="preserve">网络爬虫技术，从主流社交媒体平台（如微博、知乎、贴吧）收集大规模非结构化数据，旨在捕捉用户对交通服务的真实反馈，以弥补传统方法在数据量和数据维度上的不足。为确保数据的质量和分析的准确性，研究拟采用以下技术方法进行数据处理：  </w:t>
+            </w:r>
+          </w:p>
+          <w:p>
+            <w:pPr>
+              <w:pStyle w:val="4"/>
+              <w:spacing w:before="120" w:beforeAutospacing="0" w:after="120" w:afterAutospacing="0" w:line="400" w:lineRule="atLeast"/>
+              <w:ind w:firstLineChars="200" w:firstLine="480"/>
+              <w:rPr>
+                <w:rFonts w:hint="eastAsia"/>
+                <w:b w:val="0"/>
+                <w:bCs w:val="0"/>
+              </w:rPr>
+            </w:pPr>
+            <w:r>
+              <w:rPr>
+                <w:rFonts w:hint="eastAsia"/>
+                <w:b w:val="0"/>
+                <w:bCs w:val="0"/>
+              </w:rPr>
+              <w:t xml:space="preserve">为解决多源数据的格式、语义和质量差异，计划使用数据标准化和语义匹配方法。通过自然语言处理（NLP）工具对数据进行预处理，统一语义表达并确保多源异构数据的融合和一致性。此外，将采用噪声过滤和去重算法对收集的文本数据进行清洗，以剔除无关信息，提高数据质量。  </w:t>
             </w:r>
           </w:p>
           <w:p>
@@ -422,6 +517,9 @@
                 <w:numId w:val="2"/>
               </w:numPr>
               <w:spacing w:before="120" w:after="120" w:line="400" w:lineRule="atLeast"/>
+              <w:rPr>
+                <w:rFonts w:hint="eastAsia"/>
+              </w:rPr>
             </w:pPr>
             <w:r>
               <w:rPr>
@@ -445,7 +543,7 @@
                 <w:b w:val="0"/>
                 <w:bCs w:val="0"/>
               </w:rPr>
-              <w:t>基于先进的大语言模型（如ChatGPT、BERT），开发情感分析模型，对文本数据中的用户情绪（正面、负面、中性）进行分类，并提取与交通满意度评价相关的核心内容。</w:t>
+              <w:t>由于大语言模型具有卓越的语义理解、上下文推理和多任务泛化能力，能够高效处理复杂场景中的非结构化数据与语义信息，因此本课题采用大语言模型构建知识增强的城市交通领域情感分析模型，以全面提升交通满意度评价的智能化水平与科学性。本研究将结合数据增强与知识图谱技术，构建多源异构数据融合框架，集成统计数据和社交媒体数据，为交通服务质量评估提供全面的支持。</w:t>
             </w:r>
           </w:p>
           <w:p>
@@ -454,17 +552,58 @@
               <w:spacing w:before="120" w:beforeAutospacing="0" w:after="120" w:afterAutospacing="0" w:line="400" w:lineRule="atLeast"/>
               <w:ind w:firstLineChars="200" w:firstLine="480"/>
               <w:rPr>
-                <w:rFonts w:hint="eastAsia"/>
-                <w:b w:val="0"/>
-                <w:bCs w:val="0"/>
-              </w:rPr>
-            </w:pPr>
-            <w:r>
-              <w:rPr>
-                <w:b w:val="0"/>
-                <w:bCs w:val="0"/>
-              </w:rPr>
-              <w:t>通过评价指标映射方法，将情感分析结果量化为评价分值，结合统计学和机器学习方法，创新性地将非结构化用户体验数据转化为多维可量化指标，填补了传统方法对主观感受分析不足的空白。</w:t>
+                <w:b w:val="0"/>
+                <w:bCs w:val="0"/>
+              </w:rPr>
+            </w:pPr>
+            <w:r>
+              <w:rPr>
+                <w:b w:val="0"/>
+                <w:bCs w:val="0"/>
+              </w:rPr>
+              <w:t>在模型设计与优化方面，本研究将以知识图谱为核心，开发交通领域知识图谱作为大模型知识增强的基础，解决通用大模型在垂直领域知识适配性不足的问题，显著提升模型在交通场景中的理解能力与适用性。结合通用大模型和领域小模型的优势，大模型负责复杂语义理解与泛化推理，小模型则补充深度领域知识支持，形成“泛化能力”与“专业能力”的有机融合。同时，利用情感分析技术对用户反馈的情绪（如正面、负面、中性）进行分类，精准提取与交通满意度相关的核心内容，为后续量化评价提供可靠依据。</w:t>
+            </w:r>
+          </w:p>
+          <w:p>
+            <w:pPr>
+              <w:pStyle w:val="4"/>
+              <w:spacing w:before="120" w:beforeAutospacing="0" w:after="120" w:afterAutospacing="0" w:line="400" w:lineRule="atLeast"/>
+              <w:ind w:firstLineChars="200" w:firstLine="480"/>
+              <w:rPr>
+                <w:rFonts w:hint="eastAsia"/>
+                <w:b w:val="0"/>
+                <w:bCs w:val="0"/>
+              </w:rPr>
+            </w:pPr>
+            <w:r>
+              <w:rPr>
+                <w:b w:val="0"/>
+                <w:bCs w:val="0"/>
+              </w:rPr>
+              <w:t>为弥补传统评价方法中主观体验量化不足的问题，本研究通过评价指标映射方法，将</w:t>
+            </w:r>
+            <w:r>
+              <w:rPr>
+                <w:b w:val="0"/>
+                <w:bCs w:val="0"/>
+              </w:rPr>
+              <w:lastRenderedPageBreak/>
+              <w:t>情感分析结果转化为多维度、可量化的评价指标，结合统计学与机器学习技术构建综合评价模型</w:t>
+            </w:r>
+            <w:r>
+              <w:rPr>
+                <w:rFonts w:hint="eastAsia"/>
+                <w:b w:val="0"/>
+                <w:bCs w:val="0"/>
+              </w:rPr>
+              <w:t>，提升评价指标的可靠性和可验证性</w:t>
+            </w:r>
+            <w:r>
+              <w:rPr>
+                <w:b w:val="0"/>
+                <w:bCs w:val="0"/>
+              </w:rPr>
+              <w:t>。</w:t>
             </w:r>
           </w:p>
           <w:p>
@@ -475,12 +614,21 @@
                 <w:numId w:val="2"/>
               </w:numPr>
               <w:spacing w:before="120" w:after="120" w:line="400" w:lineRule="atLeast"/>
-            </w:pPr>
-            <w:r>
-              <w:rPr>
-                <w:rFonts w:hint="eastAsia"/>
-              </w:rPr>
-              <w:t>可信度验证与评价结果分析</w:t>
+              <w:rPr>
+                <w:rFonts w:hint="eastAsia"/>
+              </w:rPr>
+            </w:pPr>
+            <w:r>
+              <w:rPr>
+                <w:rFonts w:hint="eastAsia"/>
+              </w:rPr>
+              <w:t>可信度验证与</w:t>
+            </w:r>
+            <w:r>
+              <w:rPr>
+                <w:rFonts w:hint="eastAsia"/>
+              </w:rPr>
+              <w:t>决策支持系统</w:t>
             </w:r>
           </w:p>
           <w:p>
@@ -489,6 +637,7 @@
               <w:spacing w:before="120" w:beforeAutospacing="0" w:after="120" w:afterAutospacing="0" w:line="400" w:lineRule="atLeast"/>
               <w:ind w:firstLineChars="200" w:firstLine="480"/>
               <w:rPr>
+                <w:rFonts w:hint="eastAsia"/>
                 <w:b w:val="0"/>
                 <w:bCs w:val="0"/>
               </w:rPr>
@@ -562,36 +711,125 @@
                 <w:b w:val="0"/>
                 <w:bCs w:val="0"/>
               </w:rPr>
-              <w:t>结合多维量化数据，生成针对目标城市的交通满意度报告，并利用可视化工具（如雷达图、趋势分析图）清晰呈现评估结果，为交通服务优化提供决策参考。提炼本研究技术方法的通用性与适用性，针对不同城市的特点提出个性化优化建议，形成可复制的满意度评价框架。</w:t>
+              <w:t>结合多维量化数据，生成针对目标城市的交通满意度报告，并利用可视化工具（如雷达图、趋势分析图）清晰呈现评估结果，为交通服务优化提供决策参考。提炼本研究技术方法的通用性与适用性，针对不同城市的特点提出个性化优化建议，形成可复制的满意度评价框架</w:t>
+            </w:r>
+            <w:r>
+              <w:rPr>
+                <w:rFonts w:hint="eastAsia"/>
+                <w:b w:val="0"/>
+                <w:bCs w:val="0"/>
+              </w:rPr>
+              <w:t>，将大模型融入决策支持系统中</w:t>
+            </w:r>
+            <w:r>
+              <w:rPr>
+                <w:b w:val="0"/>
+                <w:bCs w:val="0"/>
+              </w:rPr>
+              <w:t>。</w:t>
             </w:r>
           </w:p>
           <w:p>
             <w:pPr>
               <w:pStyle w:val="4"/>
+              <w:keepNext/>
               <w:spacing w:before="120" w:beforeAutospacing="0" w:after="120" w:afterAutospacing="0" w:line="400" w:lineRule="atLeast"/>
-              <w:ind w:firstLineChars="200" w:firstLine="480"/>
-              <w:rPr>
-                <w:rFonts w:hint="eastAsia"/>
-                <w:b w:val="0"/>
-                <w:bCs w:val="0"/>
-              </w:rPr>
-            </w:pPr>
-            <w:r>
-              <w:rPr>
-                <w:rFonts w:hint="eastAsia"/>
-                <w:b w:val="0"/>
-                <w:bCs w:val="0"/>
-              </w:rPr>
-              <w:t>项目开展过程中也将</w:t>
-            </w:r>
-            <w:r>
-              <w:rPr>
-                <w:rFonts w:hint="eastAsia"/>
-                <w:b w:val="0"/>
-                <w:bCs w:val="0"/>
-              </w:rPr>
-              <w:t>设计和加强异常处理机制，确保数据处理流程在不同场景下的鲁棒性和稳定性，为后续大规模应用提供保障。</w:t>
-            </w:r>
+              <w:rPr>
+                <w:rFonts w:hint="eastAsia"/>
+              </w:rPr>
+            </w:pPr>
+            <w:r>
+              <w:pict w14:anchorId="52C6E3E1">
+                <v:shape id="_x0000_i1045" type="#_x0000_t75" style="width:461.4pt;height:221.4pt">
+                  <v:imagedata r:id="rId8" o:title="9dc6cc7c069a7f35e5379a86aa7b5fa0"/>
+                </v:shape>
+              </w:pict>
+            </w:r>
+          </w:p>
+          <w:p>
+            <w:pPr>
+              <w:pStyle w:val="ab"/>
+              <w:jc w:val="center"/>
+            </w:pPr>
+            <w:r>
+              <w:rPr>
+                <w:rFonts w:hint="eastAsia"/>
+              </w:rPr>
+              <w:t>图</w:t>
+            </w:r>
+            <w:r>
+              <w:rPr>
+                <w:rFonts w:hint="eastAsia"/>
+              </w:rPr>
+              <w:t xml:space="preserve"> </w:t>
+            </w:r>
+            <w:r>
+              <w:rPr>
+                <w:rFonts w:hint="eastAsia"/>
+              </w:rPr>
+              <w:fldChar w:fldCharType="begin"/>
+            </w:r>
+            <w:r>
+              <w:rPr>
+                <w:rFonts w:hint="eastAsia"/>
+              </w:rPr>
+              <w:instrText xml:space="preserve"> SEQ </w:instrText>
+            </w:r>
+            <w:r>
+              <w:rPr>
+                <w:rFonts w:hint="eastAsia"/>
+              </w:rPr>
+              <w:instrText>图</w:instrText>
+            </w:r>
+            <w:r>
+              <w:rPr>
+                <w:rFonts w:hint="eastAsia"/>
+              </w:rPr>
+              <w:instrText xml:space="preserve"> \* ARABIC </w:instrText>
+            </w:r>
+            <w:r>
+              <w:rPr>
+                <w:rFonts w:hint="eastAsia"/>
+              </w:rPr>
+              <w:fldChar w:fldCharType="separate"/>
+            </w:r>
+            <w:r>
+              <w:rPr>
+                <w:noProof/>
+              </w:rPr>
+              <w:t>2</w:t>
+            </w:r>
+            <w:r>
+              <w:rPr>
+                <w:rFonts w:hint="eastAsia"/>
+              </w:rPr>
+              <w:fldChar w:fldCharType="end"/>
+            </w:r>
+            <w:r>
+              <w:rPr>
+                <w:rFonts w:hint="eastAsia"/>
+              </w:rPr>
+              <w:t xml:space="preserve"> </w:t>
+            </w:r>
+            <w:r>
+              <w:rPr>
+                <w:rFonts w:hint="eastAsia"/>
+              </w:rPr>
+              <w:t>融入大模型的</w:t>
+            </w:r>
+            <w:r>
+              <w:rPr>
+                <w:rFonts w:hint="eastAsia"/>
+              </w:rPr>
+              <w:t>决策支持系统</w:t>
+            </w:r>
+          </w:p>
+          <w:p>
+            <w:pPr>
+              <w:rPr>
+                <w:rFonts w:hint="eastAsia"/>
+              </w:rPr>
+            </w:pPr>
           </w:p>
           <w:p>
             <w:pPr>
@@ -601,6 +839,9 @@
                 <w:numId w:val="2"/>
               </w:numPr>
               <w:spacing w:before="120" w:beforeAutospacing="0" w:after="120" w:afterAutospacing="0" w:line="400" w:lineRule="atLeast"/>
+              <w:rPr>
+                <w:rFonts w:hint="eastAsia"/>
+              </w:rPr>
             </w:pPr>
             <w:r>
               <w:rPr>
@@ -625,7 +866,7 @@
               <w:rPr>
                 <w:rFonts w:hint="eastAsia"/>
               </w:rPr>
-              <w:t>数据单一性问题</w:t>
+              <w:t>主观感受与多维数据融合不足</w:t>
             </w:r>
           </w:p>
           <w:p>
@@ -645,7 +886,43 @@
                 <w:b w:val="0"/>
                 <w:bCs w:val="0"/>
               </w:rPr>
-              <w:t>现有的城市交通满意度评估方法主要依赖于基础设施和物理指标，忽视了用户主观感</w:t>
+              <w:t>当前城市交通满意度评估方法过于依赖基础设施和物理指标，缺乏对用户主观感受的关注，同时数据来源单一，融合多模态数据（如社交媒体文本、传感器数据、统计数据）的能力不足，难以全面反映交通服务质量的实际状况。</w:t>
+            </w:r>
+          </w:p>
+          <w:p>
+            <w:pPr>
+              <w:pStyle w:val="4"/>
+              <w:spacing w:before="120" w:beforeAutospacing="0" w:after="120" w:afterAutospacing="0" w:line="400" w:lineRule="atLeast"/>
+              <w:ind w:firstLineChars="200" w:firstLine="480"/>
+              <w:rPr>
+                <w:rFonts w:hint="eastAsia"/>
+                <w:b w:val="0"/>
+                <w:bCs w:val="0"/>
+              </w:rPr>
+            </w:pPr>
+            <w:r>
+              <w:rPr>
+                <w:rFonts w:hint="eastAsia"/>
+                <w:b w:val="0"/>
+                <w:bCs w:val="0"/>
+              </w:rPr>
+              <w:t>本研究</w:t>
+            </w:r>
+            <w:r>
+              <w:rPr>
+                <w:rFonts w:hint="eastAsia"/>
+                <w:b w:val="0"/>
+                <w:bCs w:val="0"/>
+              </w:rPr>
+              <w:t>将</w:t>
+            </w:r>
+            <w:r>
+              <w:rPr>
+                <w:rFonts w:hint="eastAsia"/>
+                <w:b w:val="0"/>
+                <w:bCs w:val="0"/>
+              </w:rPr>
+              <w:t>通过多源数据融合技术，结合自然语言处理（NLP）技术与知识图谱构建，</w:t>
             </w:r>
             <w:r>
               <w:rPr>
@@ -654,7 +931,7 @@
                 <w:bCs w:val="0"/>
               </w:rPr>
               <w:lastRenderedPageBreak/>
-              <w:t>受，且数据来源通常单一，无法全面反映交通服务质量。本研究通过多源数据融合技术，从社交媒体、交通传感器等多维度获取数据，打破数据单一性问题，提供更全面的评估依据。</w:t>
+              <w:t>整合不同来源的数据，充分发掘用户情感与客观指标之间的关系，构建全面反映用户体验和交通服务综合质量的评估体系。</w:t>
             </w:r>
           </w:p>
           <w:p>
@@ -673,7 +950,7 @@
               <w:rPr>
                 <w:rFonts w:hint="eastAsia"/>
               </w:rPr>
-              <w:t>标注成本高与数据稀缺问题</w:t>
+              <w:t>评价结果的量化与通用性不足</w:t>
             </w:r>
           </w:p>
           <w:p>
@@ -689,11 +966,32 @@
             </w:pPr>
             <w:r>
               <w:rPr>
-                <w:rFonts w:hint="eastAsia"/>
-                <w:b w:val="0"/>
-                <w:bCs w:val="0"/>
-              </w:rPr>
-              <w:t>传统方法依赖人工标注数据，标注工作量大且成本高，限制了大规模数据分析的可能性。本研究引入大语言模型与情感分析技术，通过自动化的文本分析和情感分类，减少人工干预，降低数据标注成本。</w:t>
+                <w:b w:val="0"/>
+                <w:bCs w:val="0"/>
+              </w:rPr>
+              <w:t>用户的主观体验难以科学地转化为量化评分，而传统评估模型适应性差，难以在不同城市和交通场景间推广应用，影响了评估的普适性与客观性。</w:t>
+            </w:r>
+            <w:r>
+              <w:rPr>
+                <w:b w:val="0"/>
+                <w:bCs w:val="0"/>
+              </w:rPr>
+              <w:br/>
+            </w:r>
+            <w:r>
+              <w:rPr>
+                <w:rFonts w:hint="eastAsia"/>
+                <w:b w:val="0"/>
+                <w:bCs w:val="0"/>
+              </w:rPr>
+              <w:t xml:space="preserve">    </w:t>
+            </w:r>
+            <w:r>
+              <w:rPr>
+                <w:b w:val="0"/>
+                <w:bCs w:val="0"/>
+              </w:rPr>
+              <w:t>本研究借助大语言模型的语义理解和推理能力，提出基于情感分析与指标映射的量化评价体系，将用户情绪数据转化为标准化的量化分值。通过通用大模型与领域小模型的结合，增强模型对不同场景的适配性，支持城市定制化的满意度评估，提升模型的通用性和跨场景适用能力。</w:t>
             </w:r>
           </w:p>
           <w:p>
@@ -712,7 +1010,7 @@
               <w:rPr>
                 <w:rFonts w:hint="eastAsia"/>
               </w:rPr>
-              <w:t>缺乏多模态数据分析</w:t>
+              <w:t>跨场景适应性差问题</w:t>
             </w:r>
           </w:p>
           <w:p>
@@ -728,127 +1026,47 @@
             </w:pPr>
             <w:r>
               <w:rPr>
-                <w:rFonts w:hint="eastAsia"/>
-                <w:b w:val="0"/>
-                <w:bCs w:val="0"/>
-              </w:rPr>
-              <w:t>目前的交通满意度评估多集中于结构化数据，如交通流量、出行时间等，缺乏对用户情感、行为等多模态数据的综合分析。通过引入自然语言处理技术与情感分析，结合社交媒体文本和传感器数据，提出一种创新的多模态数据分析方法，全面反映用户体验。</w:t>
-            </w:r>
-          </w:p>
-          <w:p>
-            <w:pPr>
-              <w:pStyle w:val="4"/>
-              <w:numPr>
-                <w:ilvl w:val="1"/>
-                <w:numId w:val="2"/>
-              </w:numPr>
-              <w:spacing w:before="120" w:after="120" w:line="400" w:lineRule="atLeast"/>
-              <w:rPr>
-                <w:rFonts w:hint="eastAsia"/>
-              </w:rPr>
-            </w:pPr>
-            <w:r>
-              <w:rPr>
-                <w:rFonts w:hint="eastAsia"/>
-              </w:rPr>
-              <w:t>动态监测与实时反馈问题</w:t>
-            </w:r>
-          </w:p>
-          <w:p>
-            <w:pPr>
-              <w:pStyle w:val="4"/>
-              <w:spacing w:before="120" w:beforeAutospacing="0" w:after="120" w:afterAutospacing="0" w:line="400" w:lineRule="atLeast"/>
-              <w:ind w:firstLineChars="200" w:firstLine="480"/>
-              <w:rPr>
-                <w:rFonts w:hint="eastAsia"/>
-                <w:b w:val="0"/>
-                <w:bCs w:val="0"/>
-              </w:rPr>
-            </w:pPr>
-            <w:r>
-              <w:rPr>
-                <w:rFonts w:hint="eastAsia"/>
-                <w:b w:val="0"/>
-                <w:bCs w:val="0"/>
-              </w:rPr>
-              <w:t>现有方法无法实时捕捉交通服务质量的动态变化，也无法即时反馈用户的情感变化。本研究通过大数据实时分析与情感分析技术，建立动态监测系统，实现交通服务满意度的实时评估与反馈。</w:t>
-            </w:r>
-          </w:p>
-          <w:p>
-            <w:pPr>
-              <w:pStyle w:val="4"/>
-              <w:numPr>
-                <w:ilvl w:val="1"/>
-                <w:numId w:val="2"/>
-              </w:numPr>
-              <w:spacing w:before="120" w:after="120" w:line="400" w:lineRule="atLeast"/>
-              <w:rPr>
-                <w:rFonts w:hint="eastAsia"/>
-              </w:rPr>
-            </w:pPr>
-            <w:r>
-              <w:rPr>
-                <w:rFonts w:hint="eastAsia"/>
-              </w:rPr>
-              <w:t>评价结果量化问题</w:t>
-            </w:r>
-          </w:p>
-          <w:p>
-            <w:pPr>
-              <w:pStyle w:val="4"/>
-              <w:spacing w:before="120" w:beforeAutospacing="0" w:after="120" w:afterAutospacing="0" w:line="400" w:lineRule="atLeast"/>
-              <w:ind w:firstLineChars="200" w:firstLine="480"/>
-              <w:rPr>
-                <w:rFonts w:hint="eastAsia"/>
-                <w:b w:val="0"/>
-                <w:bCs w:val="0"/>
-              </w:rPr>
-            </w:pPr>
-            <w:r>
-              <w:rPr>
-                <w:rFonts w:hint="eastAsia"/>
-                <w:b w:val="0"/>
-                <w:bCs w:val="0"/>
-              </w:rPr>
-              <w:t>传统方法多为定性分析，难以将用户的主观体验转化为量化评分，影响了评估的客观性和准确性。通过结合情感分析与量化评估方法，本研究提出一种基于用户体验的交通满意度量化评价体系，解决了主观体验转化为量化分值的问题。</w:t>
-            </w:r>
-          </w:p>
-          <w:p>
-            <w:pPr>
-              <w:pStyle w:val="4"/>
-              <w:numPr>
-                <w:ilvl w:val="1"/>
-                <w:numId w:val="2"/>
-              </w:numPr>
-              <w:spacing w:before="120" w:after="120" w:line="400" w:lineRule="atLeast"/>
-              <w:rPr>
-                <w:rFonts w:hint="eastAsia"/>
-              </w:rPr>
-            </w:pPr>
-            <w:r>
-              <w:rPr>
-                <w:rFonts w:hint="eastAsia"/>
-              </w:rPr>
-              <w:t>跨场景适应性差问题</w:t>
-            </w:r>
-          </w:p>
-          <w:p>
-            <w:pPr>
-              <w:pStyle w:val="4"/>
-              <w:spacing w:before="120" w:beforeAutospacing="0" w:after="120" w:afterAutospacing="0" w:line="400" w:lineRule="atLeast"/>
-              <w:ind w:firstLineChars="200" w:firstLine="480"/>
-              <w:rPr>
-                <w:b w:val="0"/>
-                <w:bCs w:val="0"/>
-              </w:rPr>
-            </w:pPr>
-            <w:r>
-              <w:rPr>
-                <w:rFonts w:hint="eastAsia"/>
-                <w:b w:val="0"/>
-                <w:bCs w:val="0"/>
-              </w:rPr>
-              <w:t>现有评估模型在不同城市或交通系统间的适应性较差，难以在多样化的交通环境中通用。通过采用灵活的多源数据和大语言模型，本研究致力于提高评估方法的通用性与跨场景适应能力，为不同城市提供定制化的交通满意度评估方案。</w:t>
+                <w:b w:val="0"/>
+                <w:bCs w:val="0"/>
+              </w:rPr>
+              <w:t>现有评估模型难以适应不同城市和交通系统的多样化需求，在多场景、多环境中缺乏通用性和灵活性。</w:t>
+            </w:r>
+            <w:r>
+              <w:rPr>
+                <w:b w:val="0"/>
+                <w:bCs w:val="0"/>
+              </w:rPr>
+              <w:br/>
+            </w:r>
+            <w:r>
+              <w:rPr>
+                <w:rFonts w:hint="eastAsia"/>
+                <w:b w:val="0"/>
+                <w:bCs w:val="0"/>
+              </w:rPr>
+              <w:t xml:space="preserve">    </w:t>
+            </w:r>
+            <w:r>
+              <w:rPr>
+                <w:b w:val="0"/>
+                <w:bCs w:val="0"/>
+              </w:rPr>
+              <w:t>本研究</w:t>
+            </w:r>
+            <w:r>
+              <w:rPr>
+                <w:rFonts w:hint="eastAsia"/>
+                <w:b w:val="0"/>
+                <w:bCs w:val="0"/>
+              </w:rPr>
+              <w:t>将借助</w:t>
+            </w:r>
+            <w:r>
+              <w:rPr>
+                <w:b w:val="0"/>
+                <w:bCs w:val="0"/>
+              </w:rPr>
+              <w:t>多源数据和大语言模型，深入挖掘多模态数据中具有代表性与适应性的评价指标，动态优化模型的结构和参数，提升模型在不同场景下的表现能力，为各类城市提供针对性强、通用性高的满意度评估方案。</w:t>
             </w:r>
           </w:p>
           <w:p>
@@ -876,7 +1094,6 @@
               <w:rPr>
                 <w:rFonts w:hint="eastAsia"/>
               </w:rPr>
-              <w:lastRenderedPageBreak/>
               <w:t>预期成果</w:t>
             </w:r>
           </w:p>
@@ -1117,7 +1334,22 @@
                       <w:b w:val="0"/>
                       <w:bCs w:val="0"/>
                     </w:rPr>
-                    <w:t>将绘画系统整合为系统绘画平台，开发交互性软件，申请软件专利</w:t>
+                    <w:t>将</w:t>
+                  </w:r>
+                  <w:r>
+                    <w:rPr>
+                      <w:rFonts w:hint="eastAsia"/>
+                      <w:b w:val="0"/>
+                      <w:bCs w:val="0"/>
+                    </w:rPr>
+                    <w:t>基于大模型的城市交通评估方法</w:t>
+                  </w:r>
+                  <w:r>
+                    <w:rPr>
+                      <w:b w:val="0"/>
+                      <w:bCs w:val="0"/>
+                    </w:rPr>
+                    <w:t>整合为系统平台，开发交互性软件，申请软件专利</w:t>
                   </w:r>
                 </w:p>
               </w:tc>
@@ -1164,6 +1396,7 @@
                     <w:spacing w:before="120" w:after="0" w:afterAutospacing="0" w:line="400" w:lineRule="atLeast"/>
                     <w:jc w:val="center"/>
                     <w:rPr>
+                      <w:rFonts w:hint="eastAsia"/>
                       <w:b w:val="0"/>
                       <w:bCs w:val="0"/>
                     </w:rPr>
@@ -1229,6 +1462,7 @@
                     <w:spacing w:before="120" w:after="120" w:line="400" w:lineRule="atLeast"/>
                     <w:jc w:val="center"/>
                     <w:rPr>
+                      <w:rFonts w:hint="eastAsia"/>
                       <w:b w:val="0"/>
                       <w:bCs w:val="0"/>
                     </w:rPr>
@@ -1285,6 +1519,7 @@
                     <w:spacing w:before="120" w:after="120" w:line="400" w:lineRule="atLeast"/>
                     <w:jc w:val="center"/>
                     <w:rPr>
+                      <w:rFonts w:hint="eastAsia"/>
                       <w:b w:val="0"/>
                       <w:bCs w:val="0"/>
                     </w:rPr>
@@ -1328,7 +1563,16 @@
                       <w:b w:val="0"/>
                       <w:bCs w:val="0"/>
                     </w:rPr>
-                    <w:t>基于新型的基于大模型的城市交通评估方法，为</w:t>
+                    <w:t>基于新型的基于大</w:t>
+                  </w:r>
+                  <w:r>
+                    <w:rPr>
+                      <w:rFonts w:hint="eastAsia"/>
+                      <w:b w:val="0"/>
+                      <w:bCs w:val="0"/>
+                    </w:rPr>
+                    <w:lastRenderedPageBreak/>
+                    <w:t>模型的城市交通评估方法，为</w:t>
                   </w:r>
                   <w:r>
                     <w:rPr>
@@ -1358,6 +1602,7 @@
               </w:rPr>
             </w:pPr>
             <w:r>
+              <w:lastRenderedPageBreak/>
               <w:t xml:space="preserve">      </w:t>
             </w:r>
           </w:p>
@@ -1390,7 +1635,7 @@
               <w:pStyle w:val="4"/>
               <w:spacing w:before="120" w:beforeAutospacing="0" w:after="120" w:afterAutospacing="0" w:line="400" w:lineRule="atLeast"/>
               <w:rPr>
-                <w:rFonts w:ascii="仿宋" w:eastAsia="仿宋" w:hAnsi="仿宋"/>
+                <w:rFonts w:ascii="仿宋" w:eastAsia="仿宋" w:hAnsi="仿宋" w:hint="eastAsia"/>
                 <w:b w:val="0"/>
                 <w:bCs w:val="0"/>
               </w:rPr>
@@ -1411,7 +1656,7 @@
         <w:keepNext/>
         <w:spacing w:line="600" w:lineRule="atLeast"/>
         <w:rPr>
-          <w:rFonts w:ascii="黑体" w:eastAsia="黑体" w:hAnsi="黑体"/>
+          <w:rFonts w:ascii="黑体" w:eastAsia="黑体" w:hAnsi="黑体" w:hint="eastAsia"/>
           <w:b w:val="0"/>
           <w:bCs w:val="0"/>
           <w:sz w:val="28"/>
@@ -1554,11 +1799,17 @@
         </w:tc>
       </w:tr>
     </w:tbl>
-    <w:p/>
+    <w:p>
+      <w:pPr>
+        <w:rPr>
+          <w:rFonts w:hint="eastAsia"/>
+        </w:rPr>
+      </w:pPr>
+    </w:p>
     <w:sectPr>
-      <w:headerReference w:type="default" r:id="rId8"/>
-      <w:footerReference w:type="default" r:id="rId9"/>
-      <w:footerReference w:type="first" r:id="rId10"/>
+      <w:headerReference w:type="default" r:id="rId9"/>
+      <w:footerReference w:type="default" r:id="rId10"/>
+      <w:footerReference w:type="first" r:id="rId11"/>
       <w:pgSz w:w="12240" w:h="15840"/>
       <w:pgMar w:top="1440" w:right="1440" w:bottom="1440" w:left="1440" w:header="720" w:footer="720" w:gutter="0"/>
       <w:cols w:space="720"/>
@@ -1802,6 +2053,155 @@
 <file path=word/numbering.xml><?xml version="1.0" encoding="utf-8"?>
 <w:numbering xmlns:wpc="http://schemas.microsoft.com/office/word/2010/wordprocessingCanvas" xmlns:cx="http://schemas.microsoft.com/office/drawing/2014/chartex" xmlns:cx1="http://schemas.microsoft.com/office/drawing/2015/9/8/chartex" xmlns:cx2="http://schemas.microsoft.com/office/drawing/2015/10/21/chartex" xmlns:cx3="http://schemas.microsoft.com/office/drawing/2016/5/9/chartex" xmlns:cx4="http://schemas.microsoft.com/office/drawing/2016/5/10/chartex" xmlns:cx5="http://schemas.microsoft.com/office/drawing/2016/5/11/chartex" xmlns:cx6="http://schemas.microsoft.com/office/drawing/2016/5/12/chartex" xmlns:cx7="http://schemas.microsoft.com/office/drawing/2016/5/13/chartex" xmlns:cx8="http://schemas.microsoft.com/office/drawing/2016/5/14/chartex" xmlns:mc="http://schemas.openxmlformats.org/markup-compatibility/2006" xmlns:aink="http://schemas.microsoft.com/office/drawing/2016/ink" xmlns:am3d="http://schemas.microsoft.com/office/drawing/2017/model3d" xmlns:o="urn:schemas-microsoft-com:office:office" xmlns:oel="http://schemas.microsoft.com/office/2019/extlst" xmlns:r="http://schemas.openxmlformats.org/officeDocument/2006/relationships" xmlns:m="http://schemas.openxmlformats.org/officeDocument/2006/math" xmlns:v="urn:schemas-microsoft-com:vml" xmlns:wp14="http://schemas.microsoft.com/office/word/2010/wordprocessingDrawing" xmlns:wp="http://schemas.openxmlformats.org/drawingml/2006/wordprocessingDrawing" xmlns:w10="urn:schemas-microsoft-com:office:word" xmlns:w="http://schemas.openxmlformats.org/wordprocessingml/2006/main" xmlns:w14="http://schemas.microsoft.com/office/word/2010/wordml" xmlns:w15="http://schemas.microsoft.com/office/word/2012/wordml" xmlns:w16cex="http://schemas.microsoft.com/office/word/2018/wordml/cex" xmlns:w16cid="http://schemas.microsoft.com/office/word/2016/wordml/cid" xmlns:w16="http://schemas.microsoft.com/office/word/2018/wordml" xmlns:w16du="http://schemas.microsoft.com/office/word/2023/wordml/word16du" xmlns:w16sdtdh="http://schemas.microsoft.com/office/word/2020/wordml/sdtdatahash" xmlns:w16se="http://schemas.microsoft.com/office/word/2015/wordml/symex" xmlns:wpg="http://schemas.microsoft.com/office/word/2010/wordprocessingGroup" xmlns:wpi="http://schemas.microsoft.com/office/word/2010/wordprocessingInk" xmlns:wne="http://schemas.microsoft.com/office/word/2006/wordml" xmlns:wps="http://schemas.microsoft.com/office/word/2010/wordprocessingShape" mc:Ignorable="w14 w15 w16se w16cid w16 w16cex w16sdtdh w16du wp14">
   <w:abstractNum w:abstractNumId="0" w15:restartNumberingAfterBreak="0">
+    <w:nsid w:val="12B85F0E"/>
+    <w:multiLevelType w:val="multilevel"/>
+    <w:tmpl w:val="ED42BB7C"/>
+    <w:lvl w:ilvl="0">
+      <w:start w:val="1"/>
+      <w:numFmt w:val="bullet"/>
+      <w:lvlText w:val=""/>
+      <w:lvlJc w:val="left"/>
+      <w:pPr>
+        <w:tabs>
+          <w:tab w:val="num" w:pos="720"/>
+        </w:tabs>
+        <w:ind w:left="720" w:hanging="360"/>
+      </w:pPr>
+      <w:rPr>
+        <w:rFonts w:ascii="Symbol" w:hAnsi="Symbol" w:hint="default"/>
+        <w:sz w:val="20"/>
+      </w:rPr>
+    </w:lvl>
+    <w:lvl w:ilvl="1" w:tentative="1">
+      <w:start w:val="1"/>
+      <w:numFmt w:val="bullet"/>
+      <w:lvlText w:val="o"/>
+      <w:lvlJc w:val="left"/>
+      <w:pPr>
+        <w:tabs>
+          <w:tab w:val="num" w:pos="1440"/>
+        </w:tabs>
+        <w:ind w:left="1440" w:hanging="360"/>
+      </w:pPr>
+      <w:rPr>
+        <w:rFonts w:ascii="Courier New" w:hAnsi="Courier New" w:hint="default"/>
+        <w:sz w:val="20"/>
+      </w:rPr>
+    </w:lvl>
+    <w:lvl w:ilvl="2" w:tentative="1">
+      <w:start w:val="1"/>
+      <w:numFmt w:val="bullet"/>
+      <w:lvlText w:val=""/>
+      <w:lvlJc w:val="left"/>
+      <w:pPr>
+        <w:tabs>
+          <w:tab w:val="num" w:pos="2160"/>
+        </w:tabs>
+        <w:ind w:left="2160" w:hanging="360"/>
+      </w:pPr>
+      <w:rPr>
+        <w:rFonts w:ascii="Wingdings" w:hAnsi="Wingdings" w:hint="default"/>
+        <w:sz w:val="20"/>
+      </w:rPr>
+    </w:lvl>
+    <w:lvl w:ilvl="3" w:tentative="1">
+      <w:start w:val="1"/>
+      <w:numFmt w:val="bullet"/>
+      <w:lvlText w:val=""/>
+      <w:lvlJc w:val="left"/>
+      <w:pPr>
+        <w:tabs>
+          <w:tab w:val="num" w:pos="2880"/>
+        </w:tabs>
+        <w:ind w:left="2880" w:hanging="360"/>
+      </w:pPr>
+      <w:rPr>
+        <w:rFonts w:ascii="Wingdings" w:hAnsi="Wingdings" w:hint="default"/>
+        <w:sz w:val="20"/>
+      </w:rPr>
+    </w:lvl>
+    <w:lvl w:ilvl="4" w:tentative="1">
+      <w:start w:val="1"/>
+      <w:numFmt w:val="bullet"/>
+      <w:lvlText w:val=""/>
+      <w:lvlJc w:val="left"/>
+      <w:pPr>
+        <w:tabs>
+          <w:tab w:val="num" w:pos="3600"/>
+        </w:tabs>
+        <w:ind w:left="3600" w:hanging="360"/>
+      </w:pPr>
+      <w:rPr>
+        <w:rFonts w:ascii="Wingdings" w:hAnsi="Wingdings" w:hint="default"/>
+        <w:sz w:val="20"/>
+      </w:rPr>
+    </w:lvl>
+    <w:lvl w:ilvl="5" w:tentative="1">
+      <w:start w:val="1"/>
+      <w:numFmt w:val="bullet"/>
+      <w:lvlText w:val=""/>
+      <w:lvlJc w:val="left"/>
+      <w:pPr>
+        <w:tabs>
+          <w:tab w:val="num" w:pos="4320"/>
+        </w:tabs>
+        <w:ind w:left="4320" w:hanging="360"/>
+      </w:pPr>
+      <w:rPr>
+        <w:rFonts w:ascii="Wingdings" w:hAnsi="Wingdings" w:hint="default"/>
+        <w:sz w:val="20"/>
+      </w:rPr>
+    </w:lvl>
+    <w:lvl w:ilvl="6" w:tentative="1">
+      <w:start w:val="1"/>
+      <w:numFmt w:val="bullet"/>
+      <w:lvlText w:val=""/>
+      <w:lvlJc w:val="left"/>
+      <w:pPr>
+        <w:tabs>
+          <w:tab w:val="num" w:pos="5040"/>
+        </w:tabs>
+        <w:ind w:left="5040" w:hanging="360"/>
+      </w:pPr>
+      <w:rPr>
+        <w:rFonts w:ascii="Wingdings" w:hAnsi="Wingdings" w:hint="default"/>
+        <w:sz w:val="20"/>
+      </w:rPr>
+    </w:lvl>
+    <w:lvl w:ilvl="7" w:tentative="1">
+      <w:start w:val="1"/>
+      <w:numFmt w:val="bullet"/>
+      <w:lvlText w:val=""/>
+      <w:lvlJc w:val="left"/>
+      <w:pPr>
+        <w:tabs>
+          <w:tab w:val="num" w:pos="5760"/>
+        </w:tabs>
+        <w:ind w:left="5760" w:hanging="360"/>
+      </w:pPr>
+      <w:rPr>
+        <w:rFonts w:ascii="Wingdings" w:hAnsi="Wingdings" w:hint="default"/>
+        <w:sz w:val="20"/>
+      </w:rPr>
+    </w:lvl>
+    <w:lvl w:ilvl="8" w:tentative="1">
+      <w:start w:val="1"/>
+      <w:numFmt w:val="bullet"/>
+      <w:lvlText w:val=""/>
+      <w:lvlJc w:val="left"/>
+      <w:pPr>
+        <w:tabs>
+          <w:tab w:val="num" w:pos="6480"/>
+        </w:tabs>
+        <w:ind w:left="6480" w:hanging="360"/>
+      </w:pPr>
+      <w:rPr>
+        <w:rFonts w:ascii="Wingdings" w:hAnsi="Wingdings" w:hint="default"/>
+        <w:sz w:val="20"/>
+      </w:rPr>
+    </w:lvl>
+  </w:abstractNum>
+  <w:abstractNum w:abstractNumId="1" w15:restartNumberingAfterBreak="0">
     <w:nsid w:val="38486000"/>
     <w:multiLevelType w:val="hybridMultilevel"/>
     <w:tmpl w:val="B0A41232"/>
@@ -1894,7 +2294,7 @@
       </w:pPr>
     </w:lvl>
   </w:abstractNum>
-  <w:abstractNum w:abstractNumId="1" w15:restartNumberingAfterBreak="0">
+  <w:abstractNum w:abstractNumId="2" w15:restartNumberingAfterBreak="0">
     <w:nsid w:val="76C11154"/>
     <w:multiLevelType w:val="multilevel"/>
     <w:tmpl w:val="DA36C160"/>
@@ -2008,9 +2408,12 @@
     </w:lvl>
   </w:abstractNum>
   <w:num w:numId="1" w16cid:durableId="1158886948">
+    <w:abstractNumId w:val="2"/>
+  </w:num>
+  <w:num w:numId="2" w16cid:durableId="996304637">
     <w:abstractNumId w:val="1"/>
   </w:num>
-  <w:num w:numId="2" w16cid:durableId="996304637">
+  <w:num w:numId="3" w16cid:durableId="357707578">
     <w:abstractNumId w:val="0"/>
   </w:num>
 </w:numbering>
@@ -2414,6 +2817,29 @@
       <w:szCs w:val="24"/>
     </w:rPr>
   </w:style>
+  <w:style w:type="paragraph" w:styleId="3">
+    <w:name w:val="heading 3"/>
+    <w:basedOn w:val="a"/>
+    <w:next w:val="a"/>
+    <w:link w:val="30"/>
+    <w:uiPriority w:val="9"/>
+    <w:semiHidden/>
+    <w:unhideWhenUsed/>
+    <w:qFormat/>
+    <w:rsid w:val="00E349D8"/>
+    <w:pPr>
+      <w:keepNext/>
+      <w:keepLines/>
+      <w:spacing w:before="260" w:after="260" w:line="416" w:lineRule="auto"/>
+      <w:outlineLvl w:val="2"/>
+    </w:pPr>
+    <w:rPr>
+      <w:b/>
+      <w:bCs/>
+      <w:sz w:val="32"/>
+      <w:szCs w:val="32"/>
+    </w:rPr>
+  </w:style>
   <w:style w:type="paragraph" w:styleId="4">
     <w:name w:val="heading 4"/>
     <w:basedOn w:val="a"/>
@@ -2797,6 +3223,20 @@
       <w:rFonts w:ascii="Cambria" w:eastAsia="黑体" w:hAnsi="Cambria" w:cs="Times New Roman"/>
       <w:sz w:val="20"/>
       <w:szCs w:val="20"/>
+    </w:rPr>
+  </w:style>
+  <w:style w:type="character" w:customStyle="1" w:styleId="30">
+    <w:name w:val="标题 3 字符"/>
+    <w:link w:val="3"/>
+    <w:uiPriority w:val="9"/>
+    <w:semiHidden/>
+    <w:rsid w:val="00E349D8"/>
+    <w:rPr>
+      <w:rFonts w:ascii="宋体" w:hAnsi="宋体" w:cs="宋体"/>
+      <w:b/>
+      <w:bCs/>
+      <w:sz w:val="32"/>
+      <w:szCs w:val="32"/>
     </w:rPr>
   </w:style>
 </w:styles>
